--- a/ckzd-triad-20260902/02-telecom-lishui-window-opinion.docx
+++ b/ckzd-triad-20260902/02-telecom-lishui-window-opinion.docx
@@ -41,7 +41,7 @@
           <w:b w:val="0"/>
           <w:sz w:val="24"/>
         </w:rPr>
-        <w:t>结论：中国电信佛山数据中心（南海里水）项目“窗口指导”申请材料（257 页）现报送稿不宜出具肯定性窗口指导意见，不得使用“原则同意”“基本同意”或任何等同表述。本项目按《国家发展改革委 工业和信息化部 国家数据局关于对算力基础设施实施“窗口指导”的通知》（发改高技〔2025〕320 号）附件 1（原件第 8 页）属大型及以上算力基础设施，全部纳入“窗口指导”范围且不分投资主体，本次申报应予受理，但《申请书》尚不满足该文附件 2《算力基础设施项目窗口指导申请书》编写要求（原件第 9 页起）的必备内容：八个部分中有三个部分存在必备字段整块缺失（主体财务状况、建设地点的集群起步区判定、技术人才），需求侧、绿电、财务三条证据链存在自相排斥的多套数字或不能成立的计价口径，附件部分存在把省内现状支撑数字误写入本次申报边界的边界错误。本轮只审里水 36MW，只形成问题清单与补正要求，不确认申请规模、应用需求、绿电供给、设计 PUE、投资与资金来源、财务指标及用地建设条件。</w:t>
+        <w:t>结论：中国电信佛山数据中心（南海里水）项目“窗口指导”申请材料（257 页）现报送稿不宜出具肯定性窗口指导意见，不得使用“原则同意”“基本同意”或任何等同表述。本项目按《国家发展改革委 工业和信息化部 国家数据局关于对算力基础设施实施“窗口指导”的通知》（发改高技〔2025〕320 号）附件 1（原件第 8 页）属大型及以上算力基础设施，全部纳入“窗口指导”范围且不分投资主体，本次申报应予受理，但《申请书》尚不满足该文附件 2《算力基础设施项目窗口指导申请书》编写要求（原件第 9 页起）的必备内容：八个部分中有三个部分存在必备字段整块缺失（主体财务状况、建设地点的集群起步区判定、技术人才），需求侧、绿电、财务三条证据链存在自相排斥的多套数字或不能成立的计价口径——其中电费一项经反算隐含 PUE 恰为 1.0，即辅助电量电费整块未计入成本；附件部分则存在把省内现状支撑数字误写入本次申报边界的边界错误。本轮只审里水 36MW，只形成问题清单与补正要求，不确认申请规模、应用需求、绿电供给、设计 PUE、投资与资金来源、财务指标及用地建设条件。</w:t>
       </w:r>
     </w:p>
     <w:p>
@@ -195,7 +195,7 @@
           <w:b w:val="0"/>
           <w:sz w:val="24"/>
         </w:rPr>
-        <w:t>项目名称：中国电信佛山数据中心（南海里水）项目。建设地点：佛山市南海区里水大道中 36 号里水电信大院。申报主体：稿内见“中国电信广东公司”与“中国电信股份有限公司广东分公司”两种表述。建设范围：土建及机电，不投资服务器。</w:t>
+        <w:t>项目名称：中国电信佛山数据中心（南海里水）项目。建设地点：佛山市南海区里水大道中 36 号里水电信大院。申报主体：稿内见“中国电信广东公司”与“中国电信股份有限公司广东分公司”两种表述。建设范围：稿内表述为“土建及配套、不进行服务器建设与投资”。</w:t>
       </w:r>
     </w:p>
     <w:p>
@@ -265,7 +265,7 @@
           <w:b w:val="0"/>
           <w:sz w:val="24"/>
         </w:rPr>
-        <w:t>需求情况：索引表载“已签约 IT 36MW，本次申请 36MW”；3.6 章节摘要载“已签约 200MW 需求”；3.7.1 载“62MW 需求”，其中邦程智算 7MW 标注在东莞数据中心，唯颐 55MW 称 24000P、其号称算力可能高于本期规划、附件 1.9 仅为“合作需求书”。</w:t>
+        <w:t>需求情况：索引表载“已签约 IT 36MW，本次申请 36MW”；3.6 章节摘要载“已签约 200MW 需求”；3.7.1 载“62MW 需求”，其中邦程智算 7MW 的需求书地点写东莞，唯颐 55MW 称 24000P、其号称算力可能高于本期规划、附件 1.9 仅为“合作需求书”。</w:t>
       </w:r>
     </w:p>
     <w:p>
@@ -293,7 +293,7 @@
           <w:b w:val="0"/>
           <w:sz w:val="24"/>
         </w:rPr>
-        <w:t>财务情况：达产年收入 43338 万元、成本 20788.4 万元、利润总额 29561 万元、回收期 8 年、税后内部收益率 8.3%；其他收入按“11483P×3.3 万元/P/月×85%”计 32210 万元；利润表、现金流表为空表。</w:t>
+        <w:t>财务情况：达产年收入 43338 万元、成本 20788.4 万元、利润总额 29561 万元、回收期 8 年、税后内部收益率 8.3%；其他收入按“11483P×3.3 万元/P/月×85%”计 32210 万元；电费按“36000kW×85%×0.75 元”计约 20104 万元；利润表、现金流表为空表。</w:t>
       </w:r>
     </w:p>
     <w:p>
@@ -349,7 +349,7 @@
           <w:b w:val="0"/>
           <w:sz w:val="24"/>
         </w:rPr>
-        <w:t>依 320 号附件 1（原件第 8 页），大型及以上的判定条件为“设计规模达 3000 标准机架及以上（即设计功率 7500KW 以上，或综合能耗达到 1 万吨标准煤【当量值】或 2.4 万吨标准煤【等价值】），或服务器采购金额 10 亿元以上”，各条件为“或”的关系。经复核，本项目折合 2.5kW 标准机架 14400 架，为 3000 架阈值的 4.8 倍；设计功率 36000kW，为 7500kW 阈值的 4.8 倍（按同期两高专册实物机柜合计 35998kW 计为 4.7997 倍）；按同期报送的两高专册数据，年综合能耗当量值 46578.77 tce、等价值 108010.90 tce，分别为 1 万 tce、2.4 万 tce 阈值的 4.6579 倍和 4.5005 倍。据 320 号第二部分（原件第 3 页），大型及以上算力基础设施“全部纳入'窗口指导'范围”，该表述未附加投资主体限定。本项目分档不依赖服务器采购金额一项，“土建加机电、不投服务器”不改变分档结论，也不构成豁免理由。</w:t>
+        <w:t>依 320 号附件 1（原件第 8 页），大型及以上的判定条件为“设计规模达 3000 标准机架及以上（即设计功率 7500KW 以上，或综合能耗达到 1 万吨标准煤【当量值】或 2.4 万吨标准煤【等价值】），或服务器采购金额 10 亿元以上”，各条件为“或”的关系。经复核，本项目折合 2.5kW 标准机架 14400 架，为 3000 架阈值的 4.8 倍；设计功率 36000kW，为 7500kW 阈值的 4.8 倍（按同期两高专册实物机柜合计 35998kW 计为 4.7997 倍）；按同期报送的两高专册数据，年综合能耗当量值 46578.77 tce、等价值 108010.90 tce，分别为 1 万 tce、2.4 万 tce 阈值的 4.6579 倍和 4.5005 倍。据 320 号第二部分（原件第 3 页），大型及以上算力基础设施“全部纳入'窗口指导'范围”，该表述未附加投资主体限定。本项目分档不依赖服务器采购金额一项，索引表所载“土建及配套、不进行服务器建设与投资”不改变分档结论，也不构成豁免理由。</w:t>
       </w:r>
     </w:p>
     <w:p>
@@ -489,7 +489,7 @@
           <w:b w:val="0"/>
           <w:sz w:val="24"/>
         </w:rPr>
-        <w:t>本部分共 21 项，其中高风险 9 项、中风险 12 项。每项列风险等级、位置、稿内表述、问题及须补正或待核事项。</w:t>
+        <w:t>本部分共 22 项，其中高风险 10 项、中风险 12 项。每项列风险等级、位置、稿内表述、问题及须补正或待核事项。</w:t>
       </w:r>
     </w:p>
     <w:p>
@@ -1273,7 +1273,7 @@
           <w:b w:val="0"/>
           <w:sz w:val="24"/>
         </w:rPr>
-        <w:t>索引表“已签约 IT 36MW，本次申请 36MW”；3.6“已签约 200MW 需求”；3.7.1“62MW 需求”，其中邦程智算 7MW 标注在东莞数据中心，唯颐 55MW 称 24000P、其号称算力可能高于本期规划的 11483 PFLOPS，附件 1.9 仅为“合作需求书”。</w:t>
+        <w:t>索引表“已签约 IT 36MW，本次申请 36MW”；3.6“已签约 200MW 需求”；3.7.1“62MW 需求”，其中邦程智算 7MW 的需求书地点写东莞，唯颐 55MW 称 24000P、其号称算力可能高于本期规划的 11483 PFLOPS，附件 1.9 仅为“合作需求书”。</w:t>
       </w:r>
     </w:p>
     <w:p>
@@ -1295,7 +1295,7 @@
           <w:b w:val="0"/>
           <w:sz w:val="24"/>
         </w:rPr>
-        <w:t>经复核，7MW＋55MW＝62MW，可解释 3.7.1 的需求总量；36MW 占 62MW 的 58.06%。但邦程的服务地址标注为东莞，唯颐的支撑材料仅为合作需求书，二者均不能自然等同于里水同址已签约 36MW，更不能支撑 3.6 所称已签约 200MW。同一文本中出现“已签约 36MW”“已签约 200MW”“需求 62MW”三个相互排斥的数字，需求侧证据目前不成立。唯颐一项另有内部矛盾：其号称算力高于本期规划 11483 PFLOPS，而本期不投服务器，算力由客户侧设备决定，稿内未说明该需求如何在 36MW 的 IT 功率边界内实现。应用需求是 320 号评估要素之一，其缺位直接影响项目必要性与规模合理性。</w:t>
+        <w:t>经复核，7MW＋55MW＝62MW，可解释 3.7.1 的需求总量；36MW 占 62MW 的 58.06%。但邦程的需求书地点写东莞，唯颐的支撑材料仅为合作需求书，二者均不能自然等同于里水同址已签约 36MW，更不能支撑 3.6 所称已签约 200MW。同一文本中出现“已签约 36MW”“已签约 200MW”“需求 62MW”三个相互排斥的数字，需求侧证据目前不成立。唯颐一项另有内部矛盾：其号称算力高于本期规划 11483 PFLOPS，而本期不投服务器，算力由客户侧设备决定，稿内未说明该需求如何在 36MW 的 IT 功率边界内实现。应用需求是 320 号评估要素之一，其缺位直接影响项目必要性与规模合理性。</w:t>
       </w:r>
     </w:p>
     <w:p>
@@ -1645,7 +1645,7 @@
           <w:b w:val="0"/>
           <w:sz w:val="24"/>
         </w:rPr>
-        <w:t>投资 94638 万元，建设范围为土建及机电，不投资服务器。投资金额构成（土建、机电、其他费用分项）、出资方、资本金比例、借款规模、利率及建设期利息，均稿中未见。</w:t>
+        <w:t>投资 94638 万元，建设范围为“土建及配套、不进行服务器建设与投资”。投资金额构成（土建、机电、其他费用分项）、出资方、资本金比例、借款规模、利率及建设期利息，均稿中未见。</w:t>
       </w:r>
     </w:p>
     <w:p>
@@ -1769,7 +1769,7 @@
           <w:b w:val="0"/>
           <w:sz w:val="24"/>
         </w:rPr>
-        <w:t>索引表载智算 11483 PFLOPS（FP16）；一期及终期“以 20992 张昇腾 950DT 为例”；3.9 正文另写 1.71 万张 910C；建设范围为土建加机电，不投服务器。</w:t>
+        <w:t>索引表载智算 11483 PFLOPS（FP16）；一期及终期“以 20992 张昇腾 950DT 为例”；3.9 正文另写 1.71 万张 910C；建设范围为“土建及配套、不进行服务器建设与投资”。</w:t>
       </w:r>
     </w:p>
     <w:p>
@@ -2475,7 +2475,7 @@
           <w:b/>
           <w:sz w:val="24"/>
         </w:rPr>
-        <w:t>16. 节能审查及相关附件以“项目未启动，暂无”留白，程序先后关系未说明</w:t>
+        <w:t>16. 节能审查与供电协议附件均以“项目未启动，暂无”留白，供电与计量条件因此无从核验</w:t>
       </w:r>
     </w:p>
     <w:p>
@@ -2541,7 +2541,7 @@
           <w:b w:val="0"/>
           <w:sz w:val="24"/>
         </w:rPr>
-        <w:t>摘要表节能审查栏“项目未启动，暂无”；附件 1.6、1.11“项目未启动，暂无”。</w:t>
+        <w:t>摘要表节能审查栏“项目未启动，暂无”；节能审查与供电协议相关附件（附件 1.6、1.11）“项目未启动，暂无”。</w:t>
       </w:r>
     </w:p>
     <w:p>
@@ -2563,7 +2563,7 @@
           <w:b w:val="0"/>
           <w:sz w:val="24"/>
         </w:rPr>
-        <w:t>依 320 号，未过窗口不得开展备案、能评与网络接入（条款页码待核），故窗口申报时尚无节能审查成果本身可以理解；但《申请书》不应以“暂无”留白代替说明，而应写明该两份附件应为何种文件、办理主体、拟办理时点及与窗口结论的先后关系。同时，在能评成果缺位的情况下，《申请书》中的能耗、能效数据只能作为申报测算，不得表述为已经审查通过的结论。广东省节能审查与碳排放评价的具体程序依现行有效文件确定，待核。</w:t>
+        <w:t>依 320 号，未过窗口不得开展备案、能评与网络接入（条款页码待核），故窗口申报时尚无节能审查成果本身可以理解；但《申请书》不应以“暂无”留白代替说明，而应写明该两份附件应为何种文件、办理主体、拟办理时点及与窗口结论的先后关系。供电协议一项的影响更直接：在无供电协议的情况下，供电容量（本部分第 14 条的 100000kVA 与“机电投资 60000kW”）、关口计量点设置、分表方案以及第（三）部分第 7 条要求的绿电结算电量落点，均无从核验；本项目 80% 绿电对应的 30254.68 万 kWh 物理电量究竟落在哪个计量点上，因此不具备回答条件。同时，在能评成果缺位的情况下，《申请书》中的能耗、能效数据只能作为申报测算，不得表述为已经审查通过的结论。广东省节能审查与碳排放评价的具体程序依现行有效文件确定，待核。</w:t>
       </w:r>
     </w:p>
     <w:p>
@@ -2585,7 +2585,7 @@
           <w:b w:val="0"/>
           <w:sz w:val="24"/>
         </w:rPr>
-        <w:t>请说明附件 1.6、1.11 应为何种文件、办理主体与拟提交时点，并在《申请书》中写明窗口结论与节能审查、碳排放评价、备案、网络接入的先后关系；明确稿内能耗能效数据的申报测算性质。</w:t>
+        <w:t>请说明附件 1.6、1.11 应为何种文件、办理主体与拟提交时点，并在《申请书》中写明窗口结论与节能审查、碳排放评价、备案、网络接入的先后关系；就供电一项，先行提交供电部门的容量意见或用电报装受理材料，并列明拟设关口计量点、分表方案及与绿电结算电量的对应关系；明确稿内能耗能效数据的申报测算性质。</w:t>
       </w:r>
     </w:p>
     <w:p>
@@ -2679,7 +2679,7 @@
           <w:b w:val="0"/>
           <w:sz w:val="24"/>
         </w:rPr>
-        <w:t>“其他收入 11483P×3.3 万元/P/月×85%＝32210 万元”；达产年收入 43338 万元；建设范围为土建加机电，不投服务器。</w:t>
+        <w:t>“其他收入 11483P×3.3 万元/P/月×85%＝32210 万元”；达产年收入 43338 万元；建设范围为“土建及配套、不进行服务器建设与投资”。</w:t>
       </w:r>
     </w:p>
     <w:p>
@@ -2848,6 +2848,130 @@
           <w:sz w:val="24"/>
         </w:rPr>
         <w:t>请说明利润总额为何大于收入减成本，提交非空的利润表与现金流量表，列明折旧、税费、融资成本与电费明细；统一两套内部收益率与回收期的口径；按同一投资额 94638 万元、同一收入成本边界与同一服务器边界重算各项收益指标，并说明原测算结论是否撤回。</w:t>
+      </w:r>
+    </w:p>
+    <w:p>
+      <w:pPr>
+        <w:spacing w:before="120" w:after="0"/>
+        <w:ind w:firstLine="480"/>
+      </w:pPr>
+      <w:r>
+        <w:rPr>
+          <w:rFonts w:ascii="Times New Roman" w:hAnsi="Times New Roman" w:eastAsia="仿宋"/>
+          <w:b/>
+          <w:sz w:val="24"/>
+        </w:rPr>
+        <w:t>19. 达产年电费按 IT 电量单独计价，反算隐含 PUE 恰为 1.0，辅助电量电费整块未计入成本</w:t>
+      </w:r>
+    </w:p>
+    <w:p>
+      <w:pPr>
+        <w:spacing w:before="0" w:after="0"/>
+        <w:ind w:firstLine="480"/>
+      </w:pPr>
+      <w:r>
+        <w:rPr>
+          <w:rFonts w:ascii="Times New Roman" w:hAnsi="Times New Roman" w:eastAsia="黑体"/>
+          <w:b w:val="0"/>
+          <w:sz w:val="24"/>
+        </w:rPr>
+        <w:t>【风险】</w:t>
+      </w:r>
+      <w:r>
+        <w:rPr>
+          <w:rFonts w:ascii="Times New Roman" w:hAnsi="Times New Roman" w:eastAsia="仿宋"/>
+          <w:b w:val="0"/>
+          <w:sz w:val="24"/>
+        </w:rPr>
+        <w:t>高。</w:t>
+      </w:r>
+    </w:p>
+    <w:p>
+      <w:pPr>
+        <w:spacing w:before="0" w:after="0"/>
+        <w:ind w:firstLine="480"/>
+      </w:pPr>
+      <w:r>
+        <w:rPr>
+          <w:rFonts w:ascii="Times New Roman" w:hAnsi="Times New Roman" w:eastAsia="黑体"/>
+          <w:b w:val="0"/>
+          <w:sz w:val="24"/>
+        </w:rPr>
+        <w:t>【位置】</w:t>
+      </w:r>
+      <w:r>
+        <w:rPr>
+          <w:rFonts w:ascii="Times New Roman" w:hAnsi="Times New Roman" w:eastAsia="仿宋"/>
+          <w:b w:val="0"/>
+          <w:sz w:val="24"/>
+        </w:rPr>
+        <w:t>6.2.2.1 成本表电费项、PUE 测算章（页码待核）。</w:t>
+      </w:r>
+    </w:p>
+    <w:p>
+      <w:pPr>
+        <w:spacing w:before="0" w:after="0"/>
+        <w:ind w:firstLine="480"/>
+      </w:pPr>
+      <w:r>
+        <w:rPr>
+          <w:rFonts w:ascii="Times New Roman" w:hAnsi="Times New Roman" w:eastAsia="黑体"/>
+          <w:b w:val="0"/>
+          <w:sz w:val="24"/>
+        </w:rPr>
+        <w:t>【稿内】</w:t>
+      </w:r>
+      <w:r>
+        <w:rPr>
+          <w:rFonts w:ascii="Times New Roman" w:hAnsi="Times New Roman" w:eastAsia="仿宋"/>
+          <w:b w:val="0"/>
+          <w:sz w:val="24"/>
+        </w:rPr>
+        <w:t>电费按“36000kW×85%×0.75 元”计，约 20104 万元；同章 PUE 测算按 IT 电量 3.1536 亿 kWh 加辅助电量 0.628 亿 kWh、设计 PUE 1.199；达产年成本合计 20788.4 万元。</w:t>
+      </w:r>
+    </w:p>
+    <w:p>
+      <w:pPr>
+        <w:spacing w:before="0" w:after="0"/>
+        <w:ind w:firstLine="480"/>
+      </w:pPr>
+      <w:r>
+        <w:rPr>
+          <w:rFonts w:ascii="Times New Roman" w:hAnsi="Times New Roman" w:eastAsia="黑体"/>
+          <w:b w:val="0"/>
+          <w:sz w:val="24"/>
+        </w:rPr>
+        <w:t>【问题】</w:t>
+      </w:r>
+      <w:r>
+        <w:rPr>
+          <w:rFonts w:ascii="Times New Roman" w:hAnsi="Times New Roman" w:eastAsia="仿宋"/>
+          <w:b w:val="0"/>
+          <w:sz w:val="24"/>
+        </w:rPr>
+        <w:t>经复核，36000kW×85%×8760 小时＝26805.6 万 kWh，乘 0.75 元/kWh 为 20104.2 万元，与稿内约 20104 万元一致，算术本身成立。但以稿内电费反算：20104.2÷0.75÷26805.6＝1.0，即该电费所隐含的 PUE 恰为 1.0，说明制冷及其他辅助用电的电费在成本表中整块未计入。这与同章能效测算自相矛盾：能效章已明确辅助电量为 0.628 亿 kWh、设计 PUE 为 1.199，成本章却按 PUE＝1.0 计费。经复核，若在同一 85% 负荷下按设计 PUE 1.199 计，电量为 32139.91 万 kWh、电费为 24104.94 万元，比稿载多 4000.74 万元；若按两高专册全口径年电量 37818.35 万 kWh 计，电费为 28363.76 万元，比稿载多 8259.56 万元。仅 85% 负荷口径下的 4000.74 万元，已相当于稿载利润总额 29561 万元的 13.53%，而达产年成本合计仅 20788.4 万元，即电费一项少计额约占全部成本的五分之一。此项与第 18 条的 7011.4 万元利润差是两个独立错误，方向一致且相互叠加：收入被高估、成本被低估，各项收益指标（净现值 132490 万元、内部收益率 17.6%／8.3%、回收期 7.78 年／8 年、投资利润率 8.48%）无一可用。</w:t>
+      </w:r>
+    </w:p>
+    <w:p>
+      <w:pPr>
+        <w:spacing w:before="0" w:after="0"/>
+        <w:ind w:firstLine="480"/>
+      </w:pPr>
+      <w:r>
+        <w:rPr>
+          <w:rFonts w:ascii="Times New Roman" w:hAnsi="Times New Roman" w:eastAsia="黑体"/>
+          <w:b w:val="0"/>
+          <w:sz w:val="24"/>
+        </w:rPr>
+        <w:t>【须补/待核】</w:t>
+      </w:r>
+      <w:r>
+        <w:rPr>
+          <w:rFonts w:ascii="Times New Roman" w:hAnsi="Times New Roman" w:eastAsia="仿宋"/>
+          <w:b w:val="0"/>
+          <w:sz w:val="24"/>
+        </w:rPr>
+        <w:t>请按统一口径重列电费：以年总电量（含 IT、制冷及其他辅助用电）乘电价计列，说明所采用的负荷率、PUE 与电价，并与能效章的年电量对齐；说明成本表电费为何按 PUE＝1.0 计。若电费由客户分表另行结算，请说明结算主体、分表设置与哪部分电量不进入本项目成本，并同步说明该处理与项目能耗边界（IT 电量全额计入）如何并存。重列后重算成本、利润与全部收益指标。</w:t>
       </w:r>
     </w:p>
     <w:p>
@@ -2875,7 +2999,7 @@
           <w:b/>
           <w:sz w:val="24"/>
         </w:rPr>
-        <w:t>19. 风险分析未覆盖窗口、布局、用地、需求、绿电五类实质风险</w:t>
+        <w:t>20. 风险分析未覆盖窗口、布局、用地、需求、绿电五类实质风险</w:t>
       </w:r>
     </w:p>
     <w:p>
@@ -2963,7 +3087,7 @@
           <w:b w:val="0"/>
           <w:sz w:val="24"/>
         </w:rPr>
-        <w:t>本项目的实质风险集中在五处：一是窗口结论未定即安排 2027 年 3 月开工；二是大型项目在集群起步区外的布局相符性未判定；三是用地性质待调整；四是需求侧三套数字互相排斥且证据不在本址；五是绿电占比依赖承诺函与绿证。上述风险在稿内均未作识别与应对，效益部分又建立在第 17、18 条所述不可复核的财务测算之上，故风险与效益部分整体缺乏支撑。</w:t>
+        <w:t>本项目的实质风险集中在五处：一是窗口结论未定即安排 2027 年 3 月开工；二是大型项目在集群起步区外的布局相符性未判定；三是用地性质待调整；四是需求侧三套数字互相排斥且证据不在本址；五是绿电占比依赖承诺函与绿证。上述风险在稿内均未作识别与应对，效益部分又建立在第 17 至 19 条所述不可复核的财务测算之上，故风险与效益部分整体缺乏支撑。</w:t>
       </w:r>
     </w:p>
     <w:p>
@@ -3027,7 +3151,7 @@
           <w:b/>
           <w:sz w:val="24"/>
         </w:rPr>
-        <w:t>20. 省内现状支撑数字被写入“本次申报范围”，申报边界字段须更正</w:t>
+        <w:t>21. 省内现状支撑数字被写入“本次申报范围”，申报边界字段须更正</w:t>
       </w:r>
     </w:p>
     <w:p>
@@ -3151,7 +3275,7 @@
           <w:b/>
           <w:sz w:val="24"/>
         </w:rPr>
-        <w:t>21. 附件的适用性未逐条标注，省内已投产规模利用率与设备清单完整性待核</w:t>
+        <w:t>22. 附件的适用性未逐条标注，省内已投产规模利用率与设备清单完整性待核</w:t>
       </w:r>
     </w:p>
     <w:p>
@@ -3345,7 +3469,7 @@
           <w:b w:val="0"/>
           <w:sz w:val="24"/>
         </w:rPr>
-        <w:t>四、按附件 2 逐部分核对，缺件情况如下：第（二）部分主体财务状况与项目负责人情况整块缺失；第（三）部分建设地点的集群起步区与西部风光基地判定项、技术人才、网络性能和资费、投资构成与国企出资及政策支持方式缺失；第（五）部分柴发与储油条件缺项；第（六）部分利润表与现金流表为空表；第（八）部分省内已投产规模利用率数据表与本期设备清单未见。上述均属附件 2 明示要求而稿中未见，须补齐后再审。</w:t>
+        <w:t>四、按附件 2 逐部分核对，缺件情况如下：第（二）部分主体财务状况与项目负责人情况整块缺失；第（三）部分建设地点的集群起步区与西部风光基地判定项、技术人才、网络性能和资费、投资构成与国企出资及政策支持方式缺失；第（五）部分柴发与储油条件缺项、供电协议附件为“项目未启动，暂无”；第（六）部分利润表与现金流表为空表、电费按 PUE＝1.0 计列；第（八）部分省内已投产规模利用率数据表与本期设备清单未见。上述均属附件 2 明示要求而稿中未见，须补齐后再审。</w:t>
       </w:r>
     </w:p>
     <w:p>
@@ -3359,7 +3483,7 @@
           <w:b w:val="0"/>
           <w:sz w:val="24"/>
         </w:rPr>
-        <w:t>五、下列事项本轮不予确认：需求侧已签约规模；绿电占比大于 80%；设计 PUE 1.199 作为投运年度加权值；达产年收入、利润总额及各项收益指标；用地性质调整完成前的用地合规前提；11483 PFLOPS 算力作为本期确定建设内容；本址布局与“东数西算”要求相符。</w:t>
+        <w:t>五、下列事项本轮不予确认：需求侧已签约规模；绿电占比大于 80%；设计 PUE 1.199 作为投运年度加权值；达产年收入、成本（电费按 PUE＝1.0 计列）、利润总额及各项收益指标；用地性质调整完成前的用地合规前提；11483 PFLOPS 算力作为本期确定建设内容；本址布局与“东数西算”要求相符。</w:t>
       </w:r>
     </w:p>
     <w:p>
@@ -3415,7 +3539,7 @@
           <w:b w:val="0"/>
           <w:sz w:val="24"/>
         </w:rPr>
-        <w:t>二、应用需求：“已签约 36MW”“已签约 200MW”“需求 62MW”三套数字互相排斥；邦程 7MW 标注东莞，唯颐 55MW 仅有合作需求书且其号称算力高于本期规划；本址有效合同待核。</w:t>
+        <w:t>二、应用需求：“已签约 36MW”“已签约 200MW”“需求 62MW”三套数字互相排斥；邦程 7MW 需求书地点写东莞，唯颐 55MW 仅有合作需求书且其号称算力高于本期规划；本址有效合同待核。</w:t>
       </w:r>
     </w:p>
     <w:p>
@@ -3443,7 +3567,7 @@
           <w:b w:val="0"/>
           <w:sz w:val="24"/>
         </w:rPr>
-        <w:t>四、经济效益：其他收入按“万元/P/月”单价直接并入年收入，占达产年收入 74.32%，按 12 个月计将达投资额的 4.08 倍，计价口径不能成立；利润总额与收入减成本相差 7011.4 万元；利润表、现金流表为空表；两套内部收益率与回收期并存。</w:t>
+        <w:t>四、经济效益：其他收入按“万元/P/月”单价直接并入年收入，占达产年收入 74.32%，按 12 个月计将达投资额的 4.08 倍，计价口径不能成立；电费反算隐含 PUE 恰为 1.0，辅助电量电费未计，按设计 PUE 1.199 补足在 85% 负荷下即少计 4000.74 万元（相当于稿载利润总额的 13.53%）；利润总额与收入减成本相差 7011.4 万元；收入高估与成本低估方向一致且相互叠加；利润表、现金流表为空表；两套内部收益率与回收期并存。</w:t>
       </w:r>
     </w:p>
     <w:p>
@@ -3835,7 +3959,7 @@
           <w:b w:val="0"/>
           <w:sz w:val="24"/>
         </w:rPr>
-        <w:t>十六、说明附件 1.6、1.11 应为何种文件、办理主体与拟提交时点，写明窗口结论与节能审查、碳排放评价、备案、网络接入的先后关系，并明确稿内能耗能效数据的申报测算性质。</w:t>
+        <w:t>十六、说明附件 1.6、1.11 应为何种文件、办理主体与拟提交时点，写明窗口结论与节能审查、碳排放评价、备案、网络接入的先后关系，并明确稿内能耗能效数据的申报测算性质；就供电一项，先行提交供电部门的容量意见或用电报装受理材料，列明拟设关口计量点、分表方案及与绿电结算电量 30254.68 万 kWh 的对应关系。</w:t>
       </w:r>
     </w:p>
     <w:p>
@@ -3882,6 +4006,20 @@
     </w:p>
     <w:p>
       <w:pPr>
+        <w:spacing w:before="0" w:after="0"/>
+        <w:ind w:firstLine="480"/>
+      </w:pPr>
+      <w:r>
+        <w:rPr>
+          <w:rFonts w:ascii="Times New Roman" w:hAnsi="Times New Roman" w:eastAsia="仿宋"/>
+          <w:b w:val="0"/>
+          <w:sz w:val="24"/>
+        </w:rPr>
+        <w:t>十九、按统一口径重列电费：以含 IT、制冷及其他辅助用电的年总电量乘电价计列，说明所采用的负荷率、PUE 与电价，并与能效章年电量对齐；说明成本表电费为何按 PUE＝1.0 计（20104.2÷0.75÷26805.6＝1.0）。若部分电量由客户分表另行结算，说明结算主体、分表设置、哪部分电量不进入本项目成本，以及该处理与 IT 电量全额计入项目能耗如何并存。重列后重算成本、利润与全部收益指标。</w:t>
+      </w:r>
+    </w:p>
+    <w:p>
+      <w:pPr>
         <w:spacing w:before="160" w:after="0"/>
         <w:ind w:firstLine="560"/>
       </w:pPr>
@@ -3905,7 +4043,7 @@
           <w:b w:val="0"/>
           <w:sz w:val="24"/>
         </w:rPr>
-        <w:t>十九、就窗口结论、集群起步区布局判定、用地用途调整、需求签约、绿电落实五类风险逐项列明识别、影响、应对措施与责任主体；效益部分待财务指标重算后重新出具。</w:t>
+        <w:t>二十、就窗口结论、集群起步区布局判定、用地用途调整、需求签约、绿电落实五类风险逐项列明识别、影响、应对措施与责任主体；效益部分待财务指标重算后重新出具。</w:t>
       </w:r>
     </w:p>
     <w:p>
@@ -3933,7 +4071,7 @@
           <w:b w:val="0"/>
           <w:sz w:val="24"/>
         </w:rPr>
-        <w:t>二十、更正摘要表“本次申报范围”字段，书面确认本次唯一申请值为里水 36MW；将韶塘园区材料明确归入附件（八）“省内已投产规模及利用率”并标注为现状支撑、不属本次申报范围；说明该园区所在地及是否位于集群起步区内。</w:t>
+        <w:t>二十一、更正摘要表“本次申报范围”字段，书面确认本次唯一申请值为里水 36MW；将韶塘园区材料明确归入附件（八）“省内已投产规模及利用率”并标注为现状支撑、不属本次申报范围；说明该园区所在地及是否位于集群起步区内。</w:t>
       </w:r>
     </w:p>
     <w:p>
@@ -3947,7 +4085,7 @@
           <w:b w:val="0"/>
           <w:sz w:val="24"/>
         </w:rPr>
-        <w:t>二十一、出具附件适用性分类清单，逐条标明“本项目适用／仅作案例或现状支撑／系误植”并书面确认；补齐省内已投产 IDC 机楼逐项规模与利用率数据表及本期设备清单；更正“佛山里水机楼”标注深圳市、“腾讯自研一体化高压直流柜”、邦程需求标注东莞三处。</w:t>
+        <w:t>二十二、出具附件适用性分类清单，逐条标明“本项目适用／仅作案例或现状支撑／系误植”并书面确认；补齐省内已投产 IDC 机楼逐项规模与利用率数据表及本期设备清单；更正“佛山里水机楼”标注深圳市、“腾讯自研一体化高压直流柜”、邦程需求书地点写东莞三处。</w:t>
       </w:r>
     </w:p>
     <w:p>
@@ -3975,7 +4113,7 @@
           <w:b w:val="0"/>
           <w:sz w:val="24"/>
         </w:rPr>
-        <w:t>二十二、本件不构成对项目的任何肯定性评价，亦不得作为项目开工、用地、用能、供电、备案、网络接入和融资的依据。补正材料齐备后另行安排窗口审查；未通过“窗口指导”前，不得开展备案、节能审查和网络接入。</w:t>
+        <w:t>二十三、本件不构成对项目的任何肯定性评价，亦不得作为项目开工、用地、用能、供电、备案、网络接入和融资的依据。补正材料齐备后另行安排窗口审查；未通过“窗口指导”前，不得开展备案、节能审查和网络接入。</w:t>
       </w:r>
     </w:p>
     <w:sectPr>
